--- a/templates/grades_report_template.docx
+++ b/templates/grades_report_template.docx
@@ -187,54 +187,8 @@
         <w:t xml:space="preserve"> }}</w:t>
       </w:r>
     </w:p>
-    <w:p>
-      <w:pPr>
-        <w:jc w:val="both"/>
-        <w:rPr>
-          <w:rFonts w:ascii="Bahnschrift SemiLight" w:hAnsi="Bahnschrift SemiLight"/>
-          <w:sz w:val="24"/>
-        </w:rPr>
-      </w:pPr>
-      <w:r>
-        <w:rPr>
-          <w:rFonts w:ascii="Bahnschrift SemiLight" w:hAnsi="Bahnschrift SemiLight"/>
-          <w:sz w:val="24"/>
-        </w:rPr>
-        <w:t xml:space="preserve">Дата формирования: </w:t>
-      </w:r>
-      <w:proofErr w:type="gramStart"/>
-      <w:r>
-        <w:rPr>
-          <w:rFonts w:ascii="Bahnschrift SemiLight" w:hAnsi="Bahnschrift SemiLight"/>
-          <w:sz w:val="24"/>
-        </w:rPr>
-        <w:t xml:space="preserve">{{ </w:t>
-      </w:r>
-      <w:proofErr w:type="spellStart"/>
-      <w:r>
-        <w:rPr>
-          <w:rFonts w:ascii="Bahnschrift SemiLight" w:hAnsi="Bahnschrift SemiLight"/>
-          <w:sz w:val="24"/>
-        </w:rPr>
-        <w:t>current</w:t>
-      </w:r>
-      <w:proofErr w:type="gramEnd"/>
-      <w:r>
-        <w:rPr>
-          <w:rFonts w:ascii="Bahnschrift SemiLight" w:hAnsi="Bahnschrift SemiLight"/>
-          <w:sz w:val="24"/>
-        </w:rPr>
-        <w:t>_date</w:t>
-      </w:r>
-      <w:proofErr w:type="spellEnd"/>
-      <w:r>
-        <w:rPr>
-          <w:rFonts w:ascii="Bahnschrift SemiLight" w:hAnsi="Bahnschrift SemiLight"/>
-          <w:sz w:val="24"/>
-        </w:rPr>
-        <w:t xml:space="preserve"> }}</w:t>
-      </w:r>
-    </w:p>
+    <w:bookmarkStart w:id="0" w:name="_GoBack"/>
+    <w:bookmarkEnd w:id="0"/>
     <w:p>
       <w:pPr>
         <w:jc w:val="both"/>
@@ -401,8 +355,6 @@
           <w:sz w:val="24"/>
         </w:rPr>
       </w:pPr>
-      <w:bookmarkStart w:id="0" w:name="_GoBack"/>
-      <w:bookmarkEnd w:id="0"/>
     </w:p>
     <w:p>
       <w:pPr>

--- a/templates/grades_report_template.docx
+++ b/templates/grades_report_template.docx
@@ -187,8 +187,143 @@
         <w:t xml:space="preserve"> }}</w:t>
       </w:r>
     </w:p>
-    <w:bookmarkStart w:id="0" w:name="_GoBack"/>
-    <w:bookmarkEnd w:id="0"/>
+    <w:p>
+      <w:pPr>
+        <w:jc w:val="both"/>
+        <w:rPr>
+          <w:rFonts w:ascii="Bahnschrift SemiLight" w:hAnsi="Bahnschrift SemiLight"/>
+          <w:sz w:val="24"/>
+        </w:rPr>
+      </w:pPr>
+      <w:r>
+        <w:rPr>
+          <w:rFonts w:ascii="Bahnschrift SemiLight" w:hAnsi="Bahnschrift SemiLight"/>
+          <w:sz w:val="24"/>
+        </w:rPr>
+        <w:t xml:space="preserve">Преподаватель: </w:t>
+      </w:r>
+      <w:proofErr w:type="gramStart"/>
+      <w:r>
+        <w:rPr>
+          <w:rFonts w:ascii="Bahnschrift SemiLight" w:hAnsi="Bahnschrift SemiLight"/>
+          <w:sz w:val="24"/>
+        </w:rPr>
+        <w:t xml:space="preserve">{{ </w:t>
+      </w:r>
+      <w:proofErr w:type="spellStart"/>
+      <w:r>
+        <w:rPr>
+          <w:rFonts w:ascii="Bahnschrift SemiLight" w:hAnsi="Bahnschrift SemiLight"/>
+          <w:sz w:val="24"/>
+        </w:rPr>
+        <w:t>teacher</w:t>
+      </w:r>
+      <w:proofErr w:type="gramEnd"/>
+      <w:r>
+        <w:rPr>
+          <w:rFonts w:ascii="Bahnschrift SemiLight" w:hAnsi="Bahnschrift SemiLight"/>
+          <w:sz w:val="24"/>
+        </w:rPr>
+        <w:t>_name</w:t>
+      </w:r>
+      <w:proofErr w:type="spellEnd"/>
+      <w:r>
+        <w:rPr>
+          <w:rFonts w:ascii="Bahnschrift SemiLight" w:hAnsi="Bahnschrift SemiLight"/>
+          <w:sz w:val="24"/>
+        </w:rPr>
+        <w:t xml:space="preserve"> }}</w:t>
+      </w:r>
+    </w:p>
+    <w:p>
+      <w:pPr>
+        <w:jc w:val="both"/>
+        <w:rPr>
+          <w:rFonts w:ascii="Bahnschrift SemiLight" w:hAnsi="Bahnschrift SemiLight"/>
+          <w:sz w:val="24"/>
+        </w:rPr>
+      </w:pPr>
+      <w:r>
+        <w:rPr>
+          <w:rFonts w:ascii="Bahnschrift SemiLight" w:hAnsi="Bahnschrift SemiLight"/>
+          <w:sz w:val="24"/>
+        </w:rPr>
+        <w:t xml:space="preserve">Семестр: </w:t>
+      </w:r>
+      <w:proofErr w:type="gramStart"/>
+      <w:r>
+        <w:rPr>
+          <w:rFonts w:ascii="Bahnschrift SemiLight" w:hAnsi="Bahnschrift SemiLight"/>
+          <w:sz w:val="24"/>
+        </w:rPr>
+        <w:t xml:space="preserve">{{ </w:t>
+      </w:r>
+      <w:proofErr w:type="spellStart"/>
+      <w:r>
+        <w:rPr>
+          <w:rFonts w:ascii="Bahnschrift SemiLight" w:hAnsi="Bahnschrift SemiLight"/>
+          <w:sz w:val="24"/>
+        </w:rPr>
+        <w:t>semester</w:t>
+      </w:r>
+      <w:proofErr w:type="spellEnd"/>
+      <w:proofErr w:type="gramEnd"/>
+      <w:r>
+        <w:rPr>
+          <w:rFonts w:ascii="Bahnschrift SemiLight" w:hAnsi="Bahnschrift SemiLight"/>
+          <w:sz w:val="24"/>
+        </w:rPr>
+        <w:t xml:space="preserve"> }}</w:t>
+      </w:r>
+    </w:p>
+    <w:p>
+      <w:pPr>
+        <w:jc w:val="both"/>
+        <w:rPr>
+          <w:rFonts w:ascii="Bahnschrift SemiLight" w:hAnsi="Bahnschrift SemiLight"/>
+          <w:sz w:val="24"/>
+        </w:rPr>
+      </w:pPr>
+      <w:r>
+        <w:rPr>
+          <w:rFonts w:ascii="Bahnschrift SemiLight" w:hAnsi="Bahnschrift SemiLight"/>
+          <w:sz w:val="24"/>
+        </w:rPr>
+        <w:t xml:space="preserve">Количество часов: </w:t>
+      </w:r>
+      <w:proofErr w:type="gramStart"/>
+      <w:r>
+        <w:rPr>
+          <w:rFonts w:ascii="Bahnschrift SemiLight" w:hAnsi="Bahnschrift SemiLight"/>
+          <w:sz w:val="24"/>
+        </w:rPr>
+        <w:t xml:space="preserve">{{ </w:t>
+      </w:r>
+      <w:proofErr w:type="spellStart"/>
+      <w:r>
+        <w:rPr>
+          <w:rFonts w:ascii="Bahnschrift SemiLight" w:hAnsi="Bahnschrift SemiLight"/>
+          <w:sz w:val="24"/>
+        </w:rPr>
+        <w:t>total</w:t>
+      </w:r>
+      <w:proofErr w:type="gramEnd"/>
+      <w:r>
+        <w:rPr>
+          <w:rFonts w:ascii="Bahnschrift SemiLight" w:hAnsi="Bahnschrift SemiLight"/>
+          <w:sz w:val="24"/>
+        </w:rPr>
+        <w:t>_hours</w:t>
+      </w:r>
+      <w:proofErr w:type="spellEnd"/>
+      <w:r>
+        <w:rPr>
+          <w:rFonts w:ascii="Bahnschrift SemiLight" w:hAnsi="Bahnschrift SemiLight"/>
+          <w:sz w:val="24"/>
+        </w:rPr>
+        <w:t xml:space="preserve"> }}</w:t>
+      </w:r>
+    </w:p>
     <w:p>
       <w:pPr>
         <w:jc w:val="both"/>
@@ -270,7 +405,6 @@
         <w:rPr>
           <w:rFonts w:ascii="Arial Black" w:hAnsi="Arial Black"/>
           <w:sz w:val="24"/>
-          <w:lang w:val="en-US"/>
         </w:rPr>
       </w:pPr>
       <w:r>
@@ -356,41 +490,619 @@
         </w:rPr>
       </w:pPr>
     </w:p>
+    <w:tbl>
+      <w:tblPr>
+        <w:tblStyle w:val="a3"/>
+        <w:tblW w:w="0" w:type="auto"/>
+        <w:tblLayout w:type="fixed"/>
+        <w:tblLook w:val="04A0" w:firstRow="1" w:lastRow="0" w:firstColumn="1" w:lastColumn="0" w:noHBand="0" w:noVBand="1"/>
+      </w:tblPr>
+      <w:tblGrid>
+        <w:gridCol w:w="562"/>
+        <w:gridCol w:w="2410"/>
+        <w:gridCol w:w="1110"/>
+        <w:gridCol w:w="1617"/>
+        <w:gridCol w:w="1747"/>
+        <w:gridCol w:w="1757"/>
+      </w:tblGrid>
+      <w:tr>
+        <w:tc>
+          <w:tcPr>
+            <w:tcW w:w="562" w:type="dxa"/>
+          </w:tcPr>
+          <w:p>
+            <w:pPr>
+              <w:ind w:right="-250"/>
+              <w:rPr>
+                <w:rFonts w:ascii="Bahnschrift" w:hAnsi="Bahnschrift"/>
+                <w:b/>
+                <w:sz w:val="24"/>
+                <w:lang w:val="en-US"/>
+              </w:rPr>
+            </w:pPr>
+            <w:r>
+              <w:rPr>
+                <w:rFonts w:ascii="Bahnschrift" w:hAnsi="Bahnschrift"/>
+                <w:b/>
+                <w:sz w:val="24"/>
+                <w:lang w:val="en-US"/>
+              </w:rPr>
+              <w:t>№</w:t>
+            </w:r>
+          </w:p>
+        </w:tc>
+        <w:tc>
+          <w:tcPr>
+            <w:tcW w:w="2410" w:type="dxa"/>
+          </w:tcPr>
+          <w:p>
+            <w:pPr>
+              <w:ind w:right="-108"/>
+              <w:jc w:val="center"/>
+              <w:rPr>
+                <w:rFonts w:ascii="Bahnschrift" w:hAnsi="Bahnschrift"/>
+                <w:b/>
+                <w:sz w:val="24"/>
+                <w:lang w:val="en-US"/>
+              </w:rPr>
+            </w:pPr>
+            <w:r>
+              <w:rPr>
+                <w:rFonts w:ascii="Bahnschrift" w:hAnsi="Bahnschrift"/>
+                <w:b/>
+                <w:sz w:val="24"/>
+                <w:lang w:val="en-US"/>
+              </w:rPr>
+              <w:t xml:space="preserve">ФИО </w:t>
+            </w:r>
+            <w:proofErr w:type="spellStart"/>
+            <w:r>
+              <w:rPr>
+                <w:rFonts w:ascii="Bahnschrift" w:hAnsi="Bahnschrift"/>
+                <w:b/>
+                <w:sz w:val="24"/>
+                <w:lang w:val="en-US"/>
+              </w:rPr>
+              <w:t>студента</w:t>
+            </w:r>
+            <w:proofErr w:type="spellEnd"/>
+          </w:p>
+        </w:tc>
+        <w:tc>
+          <w:tcPr>
+            <w:tcW w:w="1110" w:type="dxa"/>
+          </w:tcPr>
+          <w:p>
+            <w:pPr>
+              <w:ind w:left="-108"/>
+              <w:jc w:val="center"/>
+              <w:rPr>
+                <w:rFonts w:ascii="Bahnschrift" w:hAnsi="Bahnschrift"/>
+                <w:b/>
+                <w:sz w:val="24"/>
+                <w:lang w:val="en-US"/>
+              </w:rPr>
+            </w:pPr>
+            <w:proofErr w:type="spellStart"/>
+            <w:r>
+              <w:rPr>
+                <w:rFonts w:ascii="Bahnschrift" w:hAnsi="Bahnschrift"/>
+                <w:b/>
+                <w:sz w:val="24"/>
+                <w:lang w:val="en-US"/>
+              </w:rPr>
+              <w:t>Оценка</w:t>
+            </w:r>
+            <w:proofErr w:type="spellEnd"/>
+          </w:p>
+        </w:tc>
+        <w:tc>
+          <w:tcPr>
+            <w:tcW w:w="1617" w:type="dxa"/>
+          </w:tcPr>
+          <w:p>
+            <w:pPr>
+              <w:jc w:val="center"/>
+              <w:rPr>
+                <w:rFonts w:ascii="Bahnschrift" w:hAnsi="Bahnschrift"/>
+                <w:b/>
+                <w:sz w:val="24"/>
+                <w:lang w:val="en-US"/>
+              </w:rPr>
+            </w:pPr>
+            <w:proofErr w:type="spellStart"/>
+            <w:r>
+              <w:rPr>
+                <w:rFonts w:ascii="Bahnschrift" w:hAnsi="Bahnschrift"/>
+                <w:b/>
+                <w:sz w:val="24"/>
+                <w:lang w:val="en-US"/>
+              </w:rPr>
+              <w:t>Дата</w:t>
+            </w:r>
+            <w:proofErr w:type="spellEnd"/>
+            <w:r>
+              <w:rPr>
+                <w:rFonts w:ascii="Bahnschrift" w:hAnsi="Bahnschrift"/>
+                <w:b/>
+                <w:sz w:val="24"/>
+                <w:lang w:val="en-US"/>
+              </w:rPr>
+              <w:t xml:space="preserve"> </w:t>
+            </w:r>
+            <w:proofErr w:type="spellStart"/>
+            <w:r>
+              <w:rPr>
+                <w:rFonts w:ascii="Bahnschrift" w:hAnsi="Bahnschrift"/>
+                <w:b/>
+                <w:sz w:val="24"/>
+                <w:lang w:val="en-US"/>
+              </w:rPr>
+              <w:t>сдачи</w:t>
+            </w:r>
+            <w:proofErr w:type="spellEnd"/>
+          </w:p>
+        </w:tc>
+        <w:tc>
+          <w:tcPr>
+            <w:tcW w:w="1747" w:type="dxa"/>
+          </w:tcPr>
+          <w:p>
+            <w:pPr>
+              <w:ind w:right="-28"/>
+              <w:jc w:val="center"/>
+              <w:rPr>
+                <w:rFonts w:ascii="Bahnschrift" w:hAnsi="Bahnschrift"/>
+                <w:b/>
+                <w:sz w:val="24"/>
+                <w:lang w:val="en-US"/>
+              </w:rPr>
+            </w:pPr>
+            <w:proofErr w:type="spellStart"/>
+            <w:r>
+              <w:rPr>
+                <w:rFonts w:ascii="Bahnschrift" w:hAnsi="Bahnschrift"/>
+                <w:b/>
+                <w:sz w:val="24"/>
+                <w:lang w:val="en-US"/>
+              </w:rPr>
+              <w:t>Тип</w:t>
+            </w:r>
+            <w:proofErr w:type="spellEnd"/>
+            <w:r>
+              <w:rPr>
+                <w:rFonts w:ascii="Bahnschrift" w:hAnsi="Bahnschrift"/>
+                <w:b/>
+                <w:sz w:val="24"/>
+                <w:lang w:val="en-US"/>
+              </w:rPr>
+              <w:t xml:space="preserve"> </w:t>
+            </w:r>
+            <w:proofErr w:type="spellStart"/>
+            <w:r>
+              <w:rPr>
+                <w:rFonts w:ascii="Bahnschrift" w:hAnsi="Bahnschrift"/>
+                <w:b/>
+                <w:sz w:val="24"/>
+                <w:lang w:val="en-US"/>
+              </w:rPr>
+              <w:t>контроля</w:t>
+            </w:r>
+            <w:proofErr w:type="spellEnd"/>
+          </w:p>
+        </w:tc>
+        <w:tc>
+          <w:tcPr>
+            <w:tcW w:w="1757" w:type="dxa"/>
+          </w:tcPr>
+          <w:p>
+            <w:pPr>
+              <w:jc w:val="center"/>
+              <w:rPr>
+                <w:rFonts w:ascii="Bahnschrift" w:hAnsi="Bahnschrift"/>
+                <w:b/>
+                <w:sz w:val="24"/>
+                <w:lang w:val="en-US"/>
+              </w:rPr>
+            </w:pPr>
+            <w:proofErr w:type="spellStart"/>
+            <w:r>
+              <w:rPr>
+                <w:rFonts w:ascii="Bahnschrift" w:hAnsi="Bahnschrift"/>
+                <w:b/>
+                <w:sz w:val="24"/>
+                <w:lang w:val="en-US"/>
+              </w:rPr>
+              <w:t>Зачётная</w:t>
+            </w:r>
+            <w:proofErr w:type="spellEnd"/>
+            <w:r>
+              <w:rPr>
+                <w:rFonts w:ascii="Bahnschrift" w:hAnsi="Bahnschrift"/>
+                <w:b/>
+                <w:sz w:val="24"/>
+                <w:lang w:val="en-US"/>
+              </w:rPr>
+              <w:t xml:space="preserve"> </w:t>
+            </w:r>
+            <w:proofErr w:type="spellStart"/>
+            <w:r>
+              <w:rPr>
+                <w:rFonts w:ascii="Bahnschrift" w:hAnsi="Bahnschrift"/>
+                <w:b/>
+                <w:sz w:val="24"/>
+                <w:lang w:val="en-US"/>
+              </w:rPr>
+              <w:t>книжка</w:t>
+            </w:r>
+            <w:proofErr w:type="spellEnd"/>
+          </w:p>
+        </w:tc>
+      </w:tr>
+      <w:tr>
+        <w:tc>
+          <w:tcPr>
+            <w:tcW w:w="9203" w:type="dxa"/>
+            <w:gridSpan w:val="6"/>
+          </w:tcPr>
+          <w:p>
+            <w:pPr>
+              <w:jc w:val="center"/>
+              <w:rPr>
+                <w:rFonts w:ascii="Bahnschrift SemiLight" w:hAnsi="Bahnschrift SemiLight"/>
+                <w:sz w:val="24"/>
+                <w:lang w:val="en-US"/>
+              </w:rPr>
+            </w:pPr>
+            <w:r>
+              <w:rPr>
+                <w:rFonts w:ascii="Bahnschrift SemiLight" w:hAnsi="Bahnschrift SemiLight"/>
+                <w:sz w:val="24"/>
+                <w:lang w:val="en-US"/>
+              </w:rPr>
+              <w:t>{%</w:t>
+            </w:r>
+            <w:proofErr w:type="spellStart"/>
+            <w:r>
+              <w:rPr>
+                <w:rFonts w:ascii="Bahnschrift SemiLight" w:hAnsi="Bahnschrift SemiLight"/>
+                <w:sz w:val="24"/>
+                <w:lang w:val="en-US"/>
+              </w:rPr>
+              <w:t>tr</w:t>
+            </w:r>
+            <w:proofErr w:type="spellEnd"/>
+            <w:r>
+              <w:rPr>
+                <w:rFonts w:ascii="Bahnschrift SemiLight" w:hAnsi="Bahnschrift SemiLight"/>
+                <w:sz w:val="24"/>
+                <w:lang w:val="en-US"/>
+              </w:rPr>
+              <w:t xml:space="preserve"> for grade in grades %}</w:t>
+            </w:r>
+          </w:p>
+        </w:tc>
+      </w:tr>
+      <w:tr>
+        <w:tc>
+          <w:tcPr>
+            <w:tcW w:w="562" w:type="dxa"/>
+          </w:tcPr>
+          <w:p>
+            <w:pPr>
+              <w:jc w:val="center"/>
+              <w:rPr>
+                <w:rFonts w:ascii="Arial Black" w:hAnsi="Arial Black"/>
+                <w:sz w:val="24"/>
+                <w:lang w:val="en-US"/>
+              </w:rPr>
+            </w:pPr>
+            <w:r>
+              <w:rPr>
+                <w:rFonts w:ascii="Bahnschrift SemiLight" w:hAnsi="Bahnschrift SemiLight"/>
+                <w:sz w:val="24"/>
+                <w:lang w:val="en-US"/>
+              </w:rPr>
+              <w:t xml:space="preserve">{{ </w:t>
+            </w:r>
+            <w:proofErr w:type="spellStart"/>
+            <w:r>
+              <w:rPr>
+                <w:rFonts w:ascii="Bahnschrift SemiLight" w:hAnsi="Bahnschrift SemiLight"/>
+                <w:sz w:val="24"/>
+                <w:lang w:val="en-US"/>
+              </w:rPr>
+              <w:t>grade.position</w:t>
+            </w:r>
+            <w:proofErr w:type="spellEnd"/>
+            <w:r>
+              <w:rPr>
+                <w:rFonts w:ascii="Bahnschrift SemiLight" w:hAnsi="Bahnschrift SemiLight"/>
+                <w:sz w:val="24"/>
+                <w:lang w:val="en-US"/>
+              </w:rPr>
+              <w:t xml:space="preserve"> }}</w:t>
+            </w:r>
+          </w:p>
+        </w:tc>
+        <w:tc>
+          <w:tcPr>
+            <w:tcW w:w="2410" w:type="dxa"/>
+          </w:tcPr>
+          <w:p>
+            <w:pPr>
+              <w:jc w:val="center"/>
+              <w:rPr>
+                <w:rFonts w:ascii="Arial Black" w:hAnsi="Arial Black"/>
+                <w:sz w:val="24"/>
+                <w:lang w:val="en-US"/>
+              </w:rPr>
+            </w:pPr>
+            <w:r>
+              <w:rPr>
+                <w:rFonts w:ascii="Bahnschrift SemiLight" w:hAnsi="Bahnschrift SemiLight"/>
+                <w:sz w:val="24"/>
+                <w:lang w:val="en-US"/>
+              </w:rPr>
+              <w:t xml:space="preserve">{{ </w:t>
+            </w:r>
+            <w:proofErr w:type="spellStart"/>
+            <w:r>
+              <w:rPr>
+                <w:rFonts w:ascii="Bahnschrift SemiLight" w:hAnsi="Bahnschrift SemiLight"/>
+                <w:sz w:val="24"/>
+                <w:lang w:val="en-US"/>
+              </w:rPr>
+              <w:t>grade.student_fio</w:t>
+            </w:r>
+            <w:proofErr w:type="spellEnd"/>
+            <w:r>
+              <w:rPr>
+                <w:rFonts w:ascii="Bahnschrift SemiLight" w:hAnsi="Bahnschrift SemiLight"/>
+                <w:sz w:val="24"/>
+                <w:lang w:val="en-US"/>
+              </w:rPr>
+              <w:t xml:space="preserve"> }}</w:t>
+            </w:r>
+          </w:p>
+        </w:tc>
+        <w:tc>
+          <w:tcPr>
+            <w:tcW w:w="1110" w:type="dxa"/>
+          </w:tcPr>
+          <w:p>
+            <w:pPr>
+              <w:jc w:val="center"/>
+              <w:rPr>
+                <w:rFonts w:ascii="Arial Black" w:hAnsi="Arial Black"/>
+                <w:sz w:val="24"/>
+                <w:lang w:val="en-US"/>
+              </w:rPr>
+            </w:pPr>
+            <w:r>
+              <w:rPr>
+                <w:rFonts w:ascii="Bahnschrift SemiLight" w:hAnsi="Bahnschrift SemiLight"/>
+                <w:sz w:val="24"/>
+                <w:lang w:val="en-US"/>
+              </w:rPr>
+              <w:t xml:space="preserve">{{ </w:t>
+            </w:r>
+            <w:proofErr w:type="spellStart"/>
+            <w:r>
+              <w:rPr>
+                <w:rFonts w:ascii="Bahnschrift SemiLight" w:hAnsi="Bahnschrift SemiLight"/>
+                <w:sz w:val="24"/>
+                <w:lang w:val="en-US"/>
+              </w:rPr>
+              <w:t>grade.grade</w:t>
+            </w:r>
+            <w:proofErr w:type="spellEnd"/>
+            <w:r>
+              <w:rPr>
+                <w:rFonts w:ascii="Bahnschrift SemiLight" w:hAnsi="Bahnschrift SemiLight"/>
+                <w:sz w:val="24"/>
+                <w:lang w:val="en-US"/>
+              </w:rPr>
+              <w:t xml:space="preserve"> }}</w:t>
+            </w:r>
+          </w:p>
+        </w:tc>
+        <w:tc>
+          <w:tcPr>
+            <w:tcW w:w="1617" w:type="dxa"/>
+          </w:tcPr>
+          <w:p>
+            <w:pPr>
+              <w:jc w:val="center"/>
+              <w:rPr>
+                <w:rFonts w:ascii="Arial Black" w:hAnsi="Arial Black"/>
+                <w:sz w:val="24"/>
+                <w:lang w:val="en-US"/>
+              </w:rPr>
+            </w:pPr>
+            <w:r>
+              <w:rPr>
+                <w:rFonts w:ascii="Bahnschrift SemiLight" w:hAnsi="Bahnschrift SemiLight"/>
+                <w:sz w:val="24"/>
+                <w:lang w:val="en-US"/>
+              </w:rPr>
+              <w:t xml:space="preserve">{{ </w:t>
+            </w:r>
+            <w:proofErr w:type="spellStart"/>
+            <w:r>
+              <w:rPr>
+                <w:rFonts w:ascii="Bahnschrift SemiLight" w:hAnsi="Bahnschrift SemiLight"/>
+                <w:sz w:val="24"/>
+                <w:lang w:val="en-US"/>
+              </w:rPr>
+              <w:t>grade.exam_date</w:t>
+            </w:r>
+            <w:proofErr w:type="spellEnd"/>
+            <w:r>
+              <w:rPr>
+                <w:rFonts w:ascii="Bahnschrift SemiLight" w:hAnsi="Bahnschrift SemiLight"/>
+                <w:sz w:val="24"/>
+                <w:lang w:val="en-US"/>
+              </w:rPr>
+              <w:t xml:space="preserve"> }}</w:t>
+            </w:r>
+          </w:p>
+        </w:tc>
+        <w:tc>
+          <w:tcPr>
+            <w:tcW w:w="1747" w:type="dxa"/>
+          </w:tcPr>
+          <w:p>
+            <w:pPr>
+              <w:jc w:val="center"/>
+              <w:rPr>
+                <w:rFonts w:ascii="Arial Black" w:hAnsi="Arial Black"/>
+                <w:sz w:val="24"/>
+                <w:lang w:val="en-US"/>
+              </w:rPr>
+            </w:pPr>
+            <w:r>
+              <w:rPr>
+                <w:rFonts w:ascii="Bahnschrift SemiLight" w:hAnsi="Bahnschrift SemiLight"/>
+                <w:sz w:val="24"/>
+                <w:lang w:val="en-US"/>
+              </w:rPr>
+              <w:t xml:space="preserve">{{ </w:t>
+            </w:r>
+            <w:proofErr w:type="spellStart"/>
+            <w:r>
+              <w:rPr>
+                <w:rFonts w:ascii="Bahnschrift SemiLight" w:hAnsi="Bahnschrift SemiLight"/>
+                <w:sz w:val="24"/>
+                <w:lang w:val="en-US"/>
+              </w:rPr>
+              <w:t>grade.control_type</w:t>
+            </w:r>
+            <w:proofErr w:type="spellEnd"/>
+            <w:r>
+              <w:rPr>
+                <w:rFonts w:ascii="Bahnschrift SemiLight" w:hAnsi="Bahnschrift SemiLight"/>
+                <w:sz w:val="24"/>
+                <w:lang w:val="en-US"/>
+              </w:rPr>
+              <w:t xml:space="preserve"> }}</w:t>
+            </w:r>
+          </w:p>
+        </w:tc>
+        <w:tc>
+          <w:tcPr>
+            <w:tcW w:w="1757" w:type="dxa"/>
+          </w:tcPr>
+          <w:p>
+            <w:pPr>
+              <w:jc w:val="center"/>
+              <w:rPr>
+                <w:rFonts w:ascii="Arial Black" w:hAnsi="Arial Black"/>
+                <w:sz w:val="24"/>
+                <w:lang w:val="en-US"/>
+              </w:rPr>
+            </w:pPr>
+            <w:r>
+              <w:rPr>
+                <w:rFonts w:ascii="Bahnschrift SemiLight" w:hAnsi="Bahnschrift SemiLight"/>
+                <w:sz w:val="24"/>
+                <w:lang w:val="en-US"/>
+              </w:rPr>
+              <w:t xml:space="preserve">{{ </w:t>
+            </w:r>
+            <w:proofErr w:type="spellStart"/>
+            <w:r>
+              <w:rPr>
+                <w:rFonts w:ascii="Bahnschrift SemiLight" w:hAnsi="Bahnschrift SemiLight"/>
+                <w:sz w:val="24"/>
+                <w:lang w:val="en-US"/>
+              </w:rPr>
+              <w:t>grade.record_book</w:t>
+            </w:r>
+            <w:proofErr w:type="spellEnd"/>
+            <w:r>
+              <w:rPr>
+                <w:rFonts w:ascii="Bahnschrift SemiLight" w:hAnsi="Bahnschrift SemiLight"/>
+                <w:sz w:val="24"/>
+                <w:lang w:val="en-US"/>
+              </w:rPr>
+              <w:t xml:space="preserve"> }}</w:t>
+            </w:r>
+          </w:p>
+        </w:tc>
+      </w:tr>
+      <w:tr>
+        <w:tc>
+          <w:tcPr>
+            <w:tcW w:w="9203" w:type="dxa"/>
+            <w:gridSpan w:val="6"/>
+          </w:tcPr>
+          <w:p>
+            <w:pPr>
+              <w:jc w:val="center"/>
+              <w:rPr>
+                <w:rFonts w:ascii="Bahnschrift SemiLight" w:hAnsi="Bahnschrift SemiLight"/>
+                <w:sz w:val="24"/>
+                <w:lang w:val="en-US"/>
+              </w:rPr>
+            </w:pPr>
+            <w:r>
+              <w:rPr>
+                <w:rFonts w:ascii="Bahnschrift SemiLight" w:hAnsi="Bahnschrift SemiLight"/>
+                <w:sz w:val="24"/>
+                <w:lang w:val="en-US"/>
+              </w:rPr>
+              <w:t>{%</w:t>
+            </w:r>
+            <w:proofErr w:type="spellStart"/>
+            <w:r>
+              <w:rPr>
+                <w:rFonts w:ascii="Bahnschrift SemiLight" w:hAnsi="Bahnschrift SemiLight"/>
+                <w:sz w:val="24"/>
+                <w:lang w:val="en-US"/>
+              </w:rPr>
+              <w:t>tr</w:t>
+            </w:r>
+            <w:proofErr w:type="spellEnd"/>
+            <w:r>
+              <w:rPr>
+                <w:rFonts w:ascii="Bahnschrift SemiLight" w:hAnsi="Bahnschrift SemiLight"/>
+                <w:sz w:val="24"/>
+                <w:lang w:val="en-US"/>
+              </w:rPr>
+              <w:t xml:space="preserve"> </w:t>
+            </w:r>
+            <w:proofErr w:type="spellStart"/>
+            <w:r>
+              <w:rPr>
+                <w:rFonts w:ascii="Bahnschrift SemiLight" w:hAnsi="Bahnschrift SemiLight"/>
+                <w:sz w:val="24"/>
+                <w:lang w:val="en-US"/>
+              </w:rPr>
+              <w:t>endfor</w:t>
+            </w:r>
+            <w:proofErr w:type="spellEnd"/>
+            <w:r>
+              <w:rPr>
+                <w:rFonts w:ascii="Bahnschrift SemiLight" w:hAnsi="Bahnschrift SemiLight"/>
+                <w:sz w:val="24"/>
+                <w:lang w:val="en-US"/>
+              </w:rPr>
+              <w:t xml:space="preserve"> %}</w:t>
+            </w:r>
+          </w:p>
+        </w:tc>
+      </w:tr>
+    </w:tbl>
     <w:p>
       <w:pPr>
-        <w:jc w:val="both"/>
-        <w:rPr>
-          <w:rFonts w:ascii="Bahnschrift SemiLight" w:hAnsi="Bahnschrift SemiLight"/>
+        <w:jc w:val="center"/>
+        <w:rPr>
+          <w:rFonts w:ascii="Arial Black" w:hAnsi="Arial Black"/>
           <w:sz w:val="24"/>
           <w:lang w:val="en-US"/>
         </w:rPr>
       </w:pPr>
-      <w:r>
-        <w:rPr>
-          <w:rFonts w:ascii="Bahnschrift SemiLight" w:hAnsi="Bahnschrift SemiLight"/>
-          <w:sz w:val="24"/>
-          <w:lang w:val="en-US"/>
-        </w:rPr>
-        <w:t>{</w:t>
-      </w:r>
-      <w:proofErr w:type="gramStart"/>
-      <w:r>
-        <w:rPr>
-          <w:rFonts w:ascii="Bahnschrift SemiLight" w:hAnsi="Bahnschrift SemiLight"/>
-          <w:sz w:val="24"/>
-          <w:lang w:val="en-US"/>
-        </w:rPr>
-        <w:t>%</w:t>
-      </w:r>
-      <w:proofErr w:type="gramEnd"/>
-      <w:r>
-        <w:rPr>
-          <w:rFonts w:ascii="Bahnschrift SemiLight" w:hAnsi="Bahnschrift SemiLight"/>
-          <w:sz w:val="24"/>
-          <w:lang w:val="en-US"/>
-        </w:rPr>
-        <w:t xml:space="preserve"> for grade in grades %}</w:t>
-      </w:r>
     </w:p>
     <w:p>
       <w:pPr>
@@ -401,95 +1113,27 @@
           <w:lang w:val="en-US"/>
         </w:rPr>
       </w:pPr>
-      <w:r>
-        <w:rPr>
-          <w:rFonts w:ascii="Bahnschrift SemiLight" w:hAnsi="Bahnschrift SemiLight"/>
-          <w:sz w:val="24"/>
-          <w:lang w:val="en-US"/>
-        </w:rPr>
-        <w:t>{</w:t>
-      </w:r>
-      <w:proofErr w:type="gramStart"/>
-      <w:r>
-        <w:rPr>
-          <w:rFonts w:ascii="Bahnschrift SemiLight" w:hAnsi="Bahnschrift SemiLight"/>
-          <w:sz w:val="24"/>
-          <w:lang w:val="en-US"/>
-        </w:rPr>
-        <w:t xml:space="preserve">{ </w:t>
-      </w:r>
-      <w:proofErr w:type="spellStart"/>
-      <w:r>
-        <w:rPr>
-          <w:rFonts w:ascii="Bahnschrift SemiLight" w:hAnsi="Bahnschrift SemiLight"/>
-          <w:sz w:val="24"/>
-          <w:lang w:val="en-US"/>
-        </w:rPr>
-        <w:t>grade.student</w:t>
-      </w:r>
-      <w:proofErr w:type="gramEnd"/>
-      <w:r>
-        <w:rPr>
-          <w:rFonts w:ascii="Bahnschrift SemiLight" w:hAnsi="Bahnschrift SemiLight"/>
-          <w:sz w:val="24"/>
-          <w:lang w:val="en-US"/>
-        </w:rPr>
-        <w:t>_fio</w:t>
-      </w:r>
-      <w:proofErr w:type="spellEnd"/>
-      <w:r>
-        <w:rPr>
-          <w:rFonts w:ascii="Bahnschrift SemiLight" w:hAnsi="Bahnschrift SemiLight"/>
-          <w:sz w:val="24"/>
-          <w:lang w:val="en-US"/>
-        </w:rPr>
-        <w:t xml:space="preserve"> }} - {</w:t>
-      </w:r>
-      <w:proofErr w:type="gramStart"/>
-      <w:r>
-        <w:rPr>
-          <w:rFonts w:ascii="Bahnschrift SemiLight" w:hAnsi="Bahnschrift SemiLight"/>
-          <w:sz w:val="24"/>
-          <w:lang w:val="en-US"/>
-        </w:rPr>
-        <w:t xml:space="preserve">{ </w:t>
-      </w:r>
-      <w:proofErr w:type="spellStart"/>
-      <w:r>
-        <w:rPr>
-          <w:rFonts w:ascii="Bahnschrift SemiLight" w:hAnsi="Bahnschrift SemiLight"/>
-          <w:sz w:val="24"/>
-          <w:lang w:val="en-US"/>
-        </w:rPr>
-        <w:t>grade.grade</w:t>
-      </w:r>
-      <w:proofErr w:type="spellEnd"/>
-      <w:proofErr w:type="gramEnd"/>
-      <w:r>
-        <w:rPr>
-          <w:rFonts w:ascii="Bahnschrift SemiLight" w:hAnsi="Bahnschrift SemiLight"/>
-          <w:sz w:val="24"/>
-          <w:lang w:val="en-US"/>
-        </w:rPr>
-        <w:t xml:space="preserve"> }} - {{ </w:t>
-      </w:r>
-      <w:proofErr w:type="spellStart"/>
-      <w:r>
-        <w:rPr>
-          <w:rFonts w:ascii="Bahnschrift SemiLight" w:hAnsi="Bahnschrift SemiLight"/>
-          <w:sz w:val="24"/>
-          <w:lang w:val="en-US"/>
-        </w:rPr>
-        <w:t>grade.exam_date</w:t>
-      </w:r>
-      <w:proofErr w:type="spellEnd"/>
-      <w:r>
-        <w:rPr>
-          <w:rFonts w:ascii="Bahnschrift SemiLight" w:hAnsi="Bahnschrift SemiLight"/>
-          <w:sz w:val="24"/>
-          <w:lang w:val="en-US"/>
-        </w:rPr>
-        <w:t xml:space="preserve"> }}</w:t>
+    </w:p>
+    <w:p>
+      <w:pPr>
+        <w:spacing w:after="0" w:line="240" w:lineRule="auto"/>
+        <w:ind w:right="-250"/>
+        <w:jc w:val="center"/>
+        <w:rPr>
+          <w:rFonts w:ascii="Bahnschrift" w:hAnsi="Bahnschrift"/>
+          <w:b/>
+          <w:sz w:val="24"/>
+          <w:lang w:val="en-US"/>
+        </w:rPr>
+      </w:pPr>
+      <w:r>
+        <w:rPr>
+          <w:rFonts w:ascii="Bahnschrift" w:hAnsi="Bahnschrift"/>
+          <w:b/>
+          <w:sz w:val="24"/>
+          <w:lang w:val="en-US"/>
+        </w:rPr>
+        <w:t>СТАТИСТИКА ПО ДИСЦИПЛИНЕ:</w:t>
       </w:r>
     </w:p>
     <w:p>
@@ -498,31 +1142,363 @@
         <w:rPr>
           <w:rFonts w:ascii="Bahnschrift SemiLight" w:hAnsi="Bahnschrift SemiLight"/>
           <w:sz w:val="24"/>
+          <w:lang w:val="en-US"/>
         </w:rPr>
       </w:pPr>
       <w:r>
         <w:rPr>
           <w:rFonts w:ascii="Bahnschrift SemiLight" w:hAnsi="Bahnschrift SemiLight"/>
           <w:sz w:val="24"/>
-        </w:rPr>
-        <w:t xml:space="preserve">{% </w:t>
+          <w:lang w:val="en-US"/>
+        </w:rPr>
+        <w:t xml:space="preserve">Всего студентов: </w:t>
+      </w:r>
+      <w:proofErr w:type="gramStart"/>
+      <w:r>
+        <w:rPr>
+          <w:rFonts w:ascii="Bahnschrift SemiLight" w:hAnsi="Bahnschrift SemiLight"/>
+          <w:sz w:val="24"/>
+          <w:lang w:val="en-US"/>
+        </w:rPr>
+        <w:t xml:space="preserve">{{ </w:t>
       </w:r>
       <w:proofErr w:type="spellStart"/>
       <w:r>
         <w:rPr>
           <w:rFonts w:ascii="Bahnschrift SemiLight" w:hAnsi="Bahnschrift SemiLight"/>
           <w:sz w:val="24"/>
-        </w:rPr>
-        <w:t>endfor</w:t>
+          <w:lang w:val="en-US"/>
+        </w:rPr>
+        <w:t>total</w:t>
+      </w:r>
+      <w:proofErr w:type="gramEnd"/>
+      <w:r>
+        <w:rPr>
+          <w:rFonts w:ascii="Bahnschrift SemiLight" w:hAnsi="Bahnschrift SemiLight"/>
+          <w:sz w:val="24"/>
+          <w:lang w:val="en-US"/>
+        </w:rPr>
+        <w:t>_students</w:t>
       </w:r>
       <w:proofErr w:type="spellEnd"/>
       <w:r>
         <w:rPr>
           <w:rFonts w:ascii="Bahnschrift SemiLight" w:hAnsi="Bahnschrift SemiLight"/>
           <w:sz w:val="24"/>
-        </w:rPr>
-        <w:t xml:space="preserve"> %}</w:t>
-      </w:r>
+          <w:lang w:val="en-US"/>
+        </w:rPr>
+        <w:t xml:space="preserve"> }}</w:t>
+      </w:r>
+    </w:p>
+    <w:p>
+      <w:pPr>
+        <w:jc w:val="both"/>
+        <w:rPr>
+          <w:rFonts w:ascii="Bahnschrift SemiLight" w:hAnsi="Bahnschrift SemiLight"/>
+          <w:sz w:val="24"/>
+          <w:lang w:val="en-US"/>
+        </w:rPr>
+      </w:pPr>
+      <w:proofErr w:type="spellStart"/>
+      <w:r>
+        <w:rPr>
+          <w:rFonts w:ascii="Bahnschrift SemiLight" w:hAnsi="Bahnschrift SemiLight"/>
+          <w:sz w:val="24"/>
+          <w:lang w:val="en-US"/>
+        </w:rPr>
+        <w:t>Сдали</w:t>
+      </w:r>
+      <w:proofErr w:type="spellEnd"/>
+      <w:r>
+        <w:rPr>
+          <w:rFonts w:ascii="Bahnschrift SemiLight" w:hAnsi="Bahnschrift SemiLight"/>
+          <w:sz w:val="24"/>
+          <w:lang w:val="en-US"/>
+        </w:rPr>
+        <w:t xml:space="preserve">: </w:t>
+      </w:r>
+      <w:proofErr w:type="gramStart"/>
+      <w:r>
+        <w:rPr>
+          <w:rFonts w:ascii="Bahnschrift SemiLight" w:hAnsi="Bahnschrift SemiLight"/>
+          <w:sz w:val="24"/>
+          <w:lang w:val="en-US"/>
+        </w:rPr>
+        <w:t xml:space="preserve">{{ </w:t>
+      </w:r>
+      <w:proofErr w:type="spellStart"/>
+      <w:r>
+        <w:rPr>
+          <w:rFonts w:ascii="Bahnschrift SemiLight" w:hAnsi="Bahnschrift SemiLight"/>
+          <w:sz w:val="24"/>
+          <w:lang w:val="en-US"/>
+        </w:rPr>
+        <w:t>passed</w:t>
+      </w:r>
+      <w:proofErr w:type="gramEnd"/>
+      <w:r>
+        <w:rPr>
+          <w:rFonts w:ascii="Bahnschrift SemiLight" w:hAnsi="Bahnschrift SemiLight"/>
+          <w:sz w:val="24"/>
+          <w:lang w:val="en-US"/>
+        </w:rPr>
+        <w:t>_count</w:t>
+      </w:r>
+      <w:proofErr w:type="spellEnd"/>
+      <w:r>
+        <w:rPr>
+          <w:rFonts w:ascii="Bahnschrift SemiLight" w:hAnsi="Bahnschrift SemiLight"/>
+          <w:sz w:val="24"/>
+          <w:lang w:val="en-US"/>
+        </w:rPr>
+        <w:t xml:space="preserve"> }}</w:t>
+      </w:r>
+    </w:p>
+    <w:p>
+      <w:pPr>
+        <w:jc w:val="both"/>
+        <w:rPr>
+          <w:rFonts w:ascii="Bahnschrift SemiLight" w:hAnsi="Bahnschrift SemiLight"/>
+          <w:sz w:val="24"/>
+          <w:lang w:val="en-US"/>
+        </w:rPr>
+      </w:pPr>
+      <w:proofErr w:type="spellStart"/>
+      <w:r>
+        <w:rPr>
+          <w:rFonts w:ascii="Bahnschrift SemiLight" w:hAnsi="Bahnschrift SemiLight"/>
+          <w:sz w:val="24"/>
+          <w:lang w:val="en-US"/>
+        </w:rPr>
+        <w:t>Не</w:t>
+      </w:r>
+      <w:proofErr w:type="spellEnd"/>
+      <w:r>
+        <w:rPr>
+          <w:rFonts w:ascii="Bahnschrift SemiLight" w:hAnsi="Bahnschrift SemiLight"/>
+          <w:sz w:val="24"/>
+          <w:lang w:val="en-US"/>
+        </w:rPr>
+        <w:t xml:space="preserve"> </w:t>
+      </w:r>
+      <w:proofErr w:type="spellStart"/>
+      <w:r>
+        <w:rPr>
+          <w:rFonts w:ascii="Bahnschrift SemiLight" w:hAnsi="Bahnschrift SemiLight"/>
+          <w:sz w:val="24"/>
+          <w:lang w:val="en-US"/>
+        </w:rPr>
+        <w:t>сдали</w:t>
+      </w:r>
+      <w:proofErr w:type="spellEnd"/>
+      <w:r>
+        <w:rPr>
+          <w:rFonts w:ascii="Bahnschrift SemiLight" w:hAnsi="Bahnschrift SemiLight"/>
+          <w:sz w:val="24"/>
+          <w:lang w:val="en-US"/>
+        </w:rPr>
+        <w:t xml:space="preserve">: </w:t>
+      </w:r>
+      <w:proofErr w:type="gramStart"/>
+      <w:r>
+        <w:rPr>
+          <w:rFonts w:ascii="Bahnschrift SemiLight" w:hAnsi="Bahnschrift SemiLight"/>
+          <w:sz w:val="24"/>
+          <w:lang w:val="en-US"/>
+        </w:rPr>
+        <w:t xml:space="preserve">{{ </w:t>
+      </w:r>
+      <w:proofErr w:type="spellStart"/>
+      <w:r>
+        <w:rPr>
+          <w:rFonts w:ascii="Bahnschrift SemiLight" w:hAnsi="Bahnschrift SemiLight"/>
+          <w:sz w:val="24"/>
+          <w:lang w:val="en-US"/>
+        </w:rPr>
+        <w:t>failed</w:t>
+      </w:r>
+      <w:proofErr w:type="gramEnd"/>
+      <w:r>
+        <w:rPr>
+          <w:rFonts w:ascii="Bahnschrift SemiLight" w:hAnsi="Bahnschrift SemiLight"/>
+          <w:sz w:val="24"/>
+          <w:lang w:val="en-US"/>
+        </w:rPr>
+        <w:t>_count</w:t>
+      </w:r>
+      <w:proofErr w:type="spellEnd"/>
+      <w:r>
+        <w:rPr>
+          <w:rFonts w:ascii="Bahnschrift SemiLight" w:hAnsi="Bahnschrift SemiLight"/>
+          <w:sz w:val="24"/>
+          <w:lang w:val="en-US"/>
+        </w:rPr>
+        <w:t xml:space="preserve"> }}</w:t>
+      </w:r>
+    </w:p>
+    <w:p>
+      <w:pPr>
+        <w:jc w:val="both"/>
+        <w:rPr>
+          <w:rFonts w:ascii="Bahnschrift SemiLight" w:hAnsi="Bahnschrift SemiLight"/>
+          <w:sz w:val="24"/>
+          <w:lang w:val="en-US"/>
+        </w:rPr>
+      </w:pPr>
+      <w:proofErr w:type="spellStart"/>
+      <w:r>
+        <w:rPr>
+          <w:rFonts w:ascii="Bahnschrift SemiLight" w:hAnsi="Bahnschrift SemiLight"/>
+          <w:sz w:val="24"/>
+          <w:lang w:val="en-US"/>
+        </w:rPr>
+        <w:t>Средний</w:t>
+      </w:r>
+      <w:proofErr w:type="spellEnd"/>
+      <w:r>
+        <w:rPr>
+          <w:rFonts w:ascii="Bahnschrift SemiLight" w:hAnsi="Bahnschrift SemiLight"/>
+          <w:sz w:val="24"/>
+          <w:lang w:val="en-US"/>
+        </w:rPr>
+        <w:t xml:space="preserve"> </w:t>
+      </w:r>
+      <w:proofErr w:type="spellStart"/>
+      <w:r>
+        <w:rPr>
+          <w:rFonts w:ascii="Bahnschrift SemiLight" w:hAnsi="Bahnschrift SemiLight"/>
+          <w:sz w:val="24"/>
+          <w:lang w:val="en-US"/>
+        </w:rPr>
+        <w:t>балл</w:t>
+      </w:r>
+      <w:proofErr w:type="spellEnd"/>
+      <w:r>
+        <w:rPr>
+          <w:rFonts w:ascii="Bahnschrift SemiLight" w:hAnsi="Bahnschrift SemiLight"/>
+          <w:sz w:val="24"/>
+          <w:lang w:val="en-US"/>
+        </w:rPr>
+        <w:t>: {</w:t>
+      </w:r>
+      <w:proofErr w:type="gramStart"/>
+      <w:r>
+        <w:rPr>
+          <w:rFonts w:ascii="Bahnschrift SemiLight" w:hAnsi="Bahnschrift SemiLight"/>
+          <w:sz w:val="24"/>
+          <w:lang w:val="en-US"/>
+        </w:rPr>
+        <w:t xml:space="preserve">{ </w:t>
+      </w:r>
+      <w:proofErr w:type="spellStart"/>
+      <w:r>
+        <w:rPr>
+          <w:rFonts w:ascii="Bahnschrift SemiLight" w:hAnsi="Bahnschrift SemiLight"/>
+          <w:sz w:val="24"/>
+          <w:lang w:val="en-US"/>
+        </w:rPr>
+        <w:t>avg</w:t>
+      </w:r>
+      <w:proofErr w:type="gramEnd"/>
+      <w:r>
+        <w:rPr>
+          <w:rFonts w:ascii="Bahnschrift SemiLight" w:hAnsi="Bahnschrift SemiLight"/>
+          <w:sz w:val="24"/>
+          <w:lang w:val="en-US"/>
+        </w:rPr>
+        <w:t>_grade</w:t>
+      </w:r>
+      <w:proofErr w:type="spellEnd"/>
+      <w:r>
+        <w:rPr>
+          <w:rFonts w:ascii="Bahnschrift SemiLight" w:hAnsi="Bahnschrift SemiLight"/>
+          <w:sz w:val="24"/>
+          <w:lang w:val="en-US"/>
+        </w:rPr>
+        <w:t xml:space="preserve"> }}</w:t>
+      </w:r>
+    </w:p>
+    <w:p>
+      <w:pPr>
+        <w:jc w:val="both"/>
+        <w:rPr>
+          <w:rFonts w:ascii="Bahnschrift SemiLight" w:hAnsi="Bahnschrift SemiLight"/>
+          <w:sz w:val="24"/>
+          <w:lang w:val="en-US"/>
+        </w:rPr>
+      </w:pPr>
+    </w:p>
+    <w:p>
+      <w:pPr>
+        <w:jc w:val="center"/>
+        <w:rPr>
+          <w:rFonts w:ascii="Bahnschrift SemiLight" w:hAnsi="Bahnschrift SemiLight"/>
+          <w:sz w:val="24"/>
+          <w:lang w:val="en-US"/>
+        </w:rPr>
+      </w:pPr>
+      <w:r>
+        <w:rPr>
+          <w:rFonts w:ascii="Bahnschrift SemiLight" w:hAnsi="Bahnschrift SemiLight"/>
+          <w:sz w:val="24"/>
+          <w:lang w:val="en-US"/>
+        </w:rPr>
+        <w:t>{</w:t>
+      </w:r>
+      <w:proofErr w:type="gramStart"/>
+      <w:r>
+        <w:rPr>
+          <w:rFonts w:ascii="Bahnschrift SemiLight" w:hAnsi="Bahnschrift SemiLight"/>
+          <w:sz w:val="24"/>
+          <w:lang w:val="en-US"/>
+        </w:rPr>
+        <w:t xml:space="preserve">{ </w:t>
+      </w:r>
+      <w:proofErr w:type="spellStart"/>
+      <w:r>
+        <w:rPr>
+          <w:rFonts w:ascii="Bahnschrift SemiLight" w:hAnsi="Bahnschrift SemiLight"/>
+          <w:sz w:val="24"/>
+          <w:lang w:val="en-US"/>
+        </w:rPr>
+        <w:t>pie</w:t>
+      </w:r>
+      <w:proofErr w:type="gramEnd"/>
+      <w:r>
+        <w:rPr>
+          <w:rFonts w:ascii="Bahnschrift SemiLight" w:hAnsi="Bahnschrift SemiLight"/>
+          <w:sz w:val="24"/>
+          <w:lang w:val="en-US"/>
+        </w:rPr>
+        <w:t>_chart</w:t>
+      </w:r>
+      <w:proofErr w:type="spellEnd"/>
+      <w:r>
+        <w:rPr>
+          <w:rFonts w:ascii="Bahnschrift SemiLight" w:hAnsi="Bahnschrift SemiLight"/>
+          <w:sz w:val="24"/>
+          <w:lang w:val="en-US"/>
+        </w:rPr>
+        <w:t xml:space="preserve"> }}</w:t>
+      </w:r>
+    </w:p>
+    <w:p>
+      <w:pPr>
+        <w:jc w:val="center"/>
+        <w:rPr>
+          <w:rFonts w:ascii="Bahnschrift SemiLight" w:hAnsi="Bahnschrift SemiLight"/>
+          <w:sz w:val="24"/>
+        </w:rPr>
+      </w:pPr>
+      <w:r>
+        <w:rPr>
+          <w:rFonts w:ascii="Bahnschrift SemiLight" w:hAnsi="Bahnschrift SemiLight"/>
+          <w:sz w:val="24"/>
+        </w:rPr>
+        <w:t>Рисунок 1 – Статистика по дисциплине</w:t>
+      </w:r>
+      <w:bookmarkStart w:id="0" w:name="_GoBack"/>
+      <w:bookmarkEnd w:id="0"/>
     </w:p>
     <w:sectPr>
       <w:pgSz w:w="11906" w:h="16838"/>
@@ -955,6 +1931,25 @@
     <w:semiHidden/>
     <w:unhideWhenUsed/>
   </w:style>
+  <w:style w:type="table" w:styleId="a3">
+    <w:name w:val="Table Grid"/>
+    <w:basedOn w:val="a1"/>
+    <w:uiPriority w:val="39"/>
+    <w:rsid w:val="00452EC6"/>
+    <w:pPr>
+      <w:spacing w:after="0" w:line="240" w:lineRule="auto"/>
+    </w:pPr>
+    <w:tblPr>
+      <w:tblBorders>
+        <w:top w:val="single" w:sz="4" w:space="0" w:color="auto"/>
+        <w:left w:val="single" w:sz="4" w:space="0" w:color="auto"/>
+        <w:bottom w:val="single" w:sz="4" w:space="0" w:color="auto"/>
+        <w:right w:val="single" w:sz="4" w:space="0" w:color="auto"/>
+        <w:insideH w:val="single" w:sz="4" w:space="0" w:color="auto"/>
+        <w:insideV w:val="single" w:sz="4" w:space="0" w:color="auto"/>
+      </w:tblBorders>
+    </w:tblPr>
+  </w:style>
 </w:styles>
 </file>
 
